--- a/Chapter 10 - Armour.docx
+++ b/Chapter 10 - Armour.docx
@@ -54,15 +54,7 @@
     <w:p/>
     <w:p>
       <w:r>
-        <w:t>“</w:t>
-      </w:r>
-      <w:proofErr w:type="spellStart"/>
-      <w:r>
-        <w:t>Mr</w:t>
-      </w:r>
-      <w:proofErr w:type="spellEnd"/>
-      <w:r>
-        <w:t xml:space="preserve"> Pausing assured me that you’re the best man for the job. And that paying you to stay in my uncle’s house is the best way of keeping it, and </w:t>
+        <w:t xml:space="preserve">“Mr Pausing assured me that you’re the best man for the job. And that paying you to stay in my uncle’s house is the best way of keeping it, and </w:t>
       </w:r>
       <w:proofErr w:type="gramStart"/>
       <w:r>
@@ -70,25 +62,7 @@
       </w:r>
       <w:proofErr w:type="gramEnd"/>
       <w:r>
-        <w:t xml:space="preserve"> </w:t>
-      </w:r>
-      <w:proofErr w:type="spellStart"/>
-      <w:proofErr w:type="gramStart"/>
-      <w:r>
-        <w:t>it’s</w:t>
-      </w:r>
-      <w:proofErr w:type="spellEnd"/>
-      <w:proofErr w:type="gramEnd"/>
-      <w:r>
-        <w:t xml:space="preserve"> things safe </w:t>
-      </w:r>
-      <w:proofErr w:type="spellStart"/>
-      <w:r>
-        <w:t>Mr</w:t>
-      </w:r>
-      <w:proofErr w:type="spellEnd"/>
-      <w:r>
-        <w:t xml:space="preserve"> Klee”</w:t>
+        <w:t xml:space="preserve"> its things safe Mr Klee”</w:t>
       </w:r>
       <w:r>
         <w:br/>
@@ -97,15 +71,7 @@
     </w:p>
     <w:p>
       <w:r>
-        <w:t xml:space="preserve">“But now, I hear that on the first day, that my uncle’s house has been </w:t>
-      </w:r>
-      <w:proofErr w:type="spellStart"/>
-      <w:r>
-        <w:t>burglarised</w:t>
-      </w:r>
-      <w:proofErr w:type="spellEnd"/>
-      <w:r>
-        <w:t xml:space="preserve"> – in broad daylight.”</w:t>
+        <w:t>“But now, I hear that on the first day, that my uncle’s house has been burglarised – in broad daylight.”</w:t>
       </w:r>
     </w:p>
     <w:p>
@@ -166,34 +132,10 @@
         <w:t xml:space="preserve"> that?</w:t>
       </w:r>
       <w:r>
-        <w:t xml:space="preserve"> Pronounced “</w:t>
-      </w:r>
-      <w:proofErr w:type="spellStart"/>
-      <w:r>
-        <w:t>Turps</w:t>
-      </w:r>
-      <w:proofErr w:type="spellEnd"/>
-      <w:r>
-        <w:t xml:space="preserve"> – ick – </w:t>
-      </w:r>
-      <w:proofErr w:type="spellStart"/>
-      <w:r>
-        <w:t>o’ree</w:t>
-      </w:r>
-      <w:proofErr w:type="spellEnd"/>
-      <w:r>
-        <w:t>!”</w:t>
-      </w:r>
-      <w:r>
-        <w:t xml:space="preserve"> When you spelled it out like that, it sounded like the name of a cartoon leprechaun. Anyway. </w:t>
-      </w:r>
-      <w:proofErr w:type="spellStart"/>
-      <w:r>
-        <w:t>Mr</w:t>
-      </w:r>
-      <w:proofErr w:type="spellEnd"/>
-      <w:r>
-        <w:t xml:space="preserve"> T </w:t>
+        <w:t xml:space="preserve"> Pronounced “Turps – ick – o’ree!”</w:t>
+      </w:r>
+      <w:r>
+        <w:t xml:space="preserve"> When you spelled it out like that, it sounded like the name of a cartoon leprechaun. Anyway. Mr T </w:t>
       </w:r>
       <w:r>
         <w:t>was a client</w:t>
@@ -228,23 +170,7 @@
     </w:p>
     <w:p>
       <w:r>
-        <w:t xml:space="preserve">“I understand </w:t>
-      </w:r>
-      <w:proofErr w:type="spellStart"/>
-      <w:r>
-        <w:t>Mr</w:t>
-      </w:r>
-      <w:proofErr w:type="spellEnd"/>
-      <w:r>
-        <w:t xml:space="preserve"> Terpsichore, it is very disappointing. I was talking with </w:t>
-      </w:r>
-      <w:proofErr w:type="spellStart"/>
-      <w:r>
-        <w:t>Mr</w:t>
-      </w:r>
-      <w:proofErr w:type="spellEnd"/>
-      <w:r>
-        <w:t xml:space="preserve"> Pausing. And he thought that it might be better if I talked to you personally.”</w:t>
+        <w:t>“I understand Mr Terpsichore, it is very disappointing. I was talking with Mr Pausing. And he thought that it might be better if I talked to you personally.”</w:t>
       </w:r>
     </w:p>
     <w:p>
@@ -297,15 +223,7 @@
     </w:p>
     <w:p>
       <w:r>
-        <w:t xml:space="preserve">Terpsichore looked frail. Klee </w:t>
-      </w:r>
-      <w:proofErr w:type="spellStart"/>
-      <w:r>
-        <w:t>realised</w:t>
-      </w:r>
-      <w:proofErr w:type="spellEnd"/>
-      <w:r>
-        <w:t xml:space="preserve"> that he must be about the same age as him. </w:t>
+        <w:t xml:space="preserve">Terpsichore looked frail. Klee realised that he must be about the same age as him. </w:t>
       </w:r>
       <w:r>
         <w:t>Te</w:t>
@@ -323,15 +241,7 @@
       </w:r>
       <w:r>
         <w:lastRenderedPageBreak/>
-        <w:t xml:space="preserve">symmetrical, neutral expression. He was wearing a business suit and a tie. On his top half, anyway, who knew what anyone was wearing under the desk these days. Wet suit? Stockings and suspenders – suit – of </w:t>
-      </w:r>
-      <w:proofErr w:type="spellStart"/>
-      <w:r>
-        <w:t>armour</w:t>
-      </w:r>
-      <w:proofErr w:type="spellEnd"/>
-      <w:r>
-        <w:t xml:space="preserve">? Klee’s thoughts were drifting, wondering if ordinary </w:t>
+        <w:t xml:space="preserve">symmetrical, neutral expression. He was wearing a business suit and a tie. On his top half, anyway, who knew what anyone was wearing under the desk these days. Wet suit? Stockings and suspenders – suit – of armour? Klee’s thoughts were drifting, wondering if ordinary </w:t>
       </w:r>
       <w:r>
         <w:t>c</w:t>
@@ -343,15 +253,7 @@
     <w:p>
       <w:r>
         <w:br/>
-        <w:t>“</w:t>
-      </w:r>
-      <w:proofErr w:type="spellStart"/>
-      <w:r>
-        <w:t>Mr</w:t>
-      </w:r>
-      <w:proofErr w:type="spellEnd"/>
-      <w:r>
-        <w:t xml:space="preserve"> Pausing said that he’d leave that to your judgement, and of course, if there were insurance, involved</w:t>
+        <w:t>“Mr Pausing said that he’d leave that to your judgement, and of course, if there were insurance, involved</w:t>
       </w:r>
       <w:r>
         <w:t xml:space="preserve"> and we wanted to claim we’d need to. </w:t>
@@ -363,7 +265,10 @@
         <w:t>B</w:t>
       </w:r>
       <w:r>
-        <w:t>ut my uncle – my uncle didn’t believe in that kind of insurance.”</w:t>
+        <w:t>ut my uncle – my uncle didn’t believe in that kind of insurance.</w:t>
+      </w:r>
+      <w:r>
+        <w:t xml:space="preserve"> Even though insurance isn’t involved, I wonder if we should at least report it to the police?”</w:t>
       </w:r>
     </w:p>
     <w:p/>
@@ -382,21 +287,19 @@
       </w:r>
       <w:r>
         <w:br/>
-        <w:t xml:space="preserve">“I wish it were the case that the police would pursue a matter like this </w:t>
-      </w:r>
-      <w:proofErr w:type="spellStart"/>
-      <w:r>
-        <w:t>Mr</w:t>
-      </w:r>
-      <w:proofErr w:type="spellEnd"/>
-      <w:r>
-        <w:t xml:space="preserve"> Terpsichore, but having been a policeman myself, I’m afraid, that all we’d really get out of the process is a crime report number.”</w:t>
-      </w:r>
-    </w:p>
-    <w:p/>
-    <w:p>
-      <w:r>
-        <w:t>“Yes, I understand, it’s rather the same. Here in New York. So</w:t>
+        <w:t>“I wish it were the case that the police would pursue a matter like this Mr Terpsichore, but having been a policeman myself, I’m afraid, that all we’d really get out of the process is a crime report number.”</w:t>
+      </w:r>
+    </w:p>
+    <w:p/>
+    <w:p>
+      <w:r>
+        <w:t>“Yes, I understand, it’s rather the same</w:t>
+      </w:r>
+      <w:r>
+        <w:t xml:space="preserve"> h</w:t>
+      </w:r>
+      <w:r>
+        <w:t>ere in New York. So</w:t>
       </w:r>
       <w:r>
         <w:t>,</w:t>
@@ -406,15 +309,7 @@
       </w:r>
       <w:r>
         <w:br/>
-        <w:t xml:space="preserve">“I have an associate. Who </w:t>
-      </w:r>
-      <w:proofErr w:type="spellStart"/>
-      <w:r>
-        <w:t>specialises</w:t>
-      </w:r>
-      <w:proofErr w:type="spellEnd"/>
-      <w:r>
-        <w:t xml:space="preserve"> in securing,” - a pause – “addresses” – he was going to say crime scenes, murder scenes. </w:t>
+        <w:t xml:space="preserve">“I have an associate. Who specialises in securing,” - a pause – “addresses” – he was going to say crime scenes, murder scenes. </w:t>
       </w:r>
     </w:p>
     <w:p>
@@ -447,7 +342,13 @@
       </w:r>
       <w:proofErr w:type="gramEnd"/>
       <w:r>
-        <w:t xml:space="preserve"> circumstances, that would be very good idea. What kind of thing would this involve.”</w:t>
+        <w:t xml:space="preserve"> circumstances, that would be very</w:t>
+      </w:r>
+      <w:r>
+        <w:t xml:space="preserve"> a</w:t>
+      </w:r>
+      <w:r>
+        <w:t xml:space="preserve"> good idea. What kind of thing would this involve.”</w:t>
       </w:r>
       <w:r>
         <w:br/>
@@ -481,15 +382,7 @@
     </w:p>
     <w:p>
       <w:r>
-        <w:t xml:space="preserve">But Klee didn’t have to put together a justification for why </w:t>
-      </w:r>
-      <w:proofErr w:type="spellStart"/>
-      <w:r>
-        <w:t>Mr</w:t>
-      </w:r>
-      <w:proofErr w:type="spellEnd"/>
-      <w:r>
-        <w:t xml:space="preserve"> Topsy Turvey – oh Jesus, he couldn’t let that stick, or he’d never remember the real name. Because before he managed to say anything else, </w:t>
+        <w:t xml:space="preserve">But Klee didn’t have to put together a justification for why Mr Topsy Turvey – oh Jesus, he couldn’t let that stick, or he’d never remember the real name. Because before he managed to say anything else, </w:t>
       </w:r>
       <w:r>
         <w:t xml:space="preserve">Terpsichore interrupted. </w:t>
@@ -497,15 +390,7 @@
     </w:p>
     <w:p>
       <w:r>
-        <w:t xml:space="preserve">“My apologies </w:t>
-      </w:r>
-      <w:proofErr w:type="spellStart"/>
-      <w:r>
-        <w:t>Mr</w:t>
-      </w:r>
-      <w:proofErr w:type="spellEnd"/>
-      <w:r>
-        <w:t xml:space="preserve"> Klee, it’s the nature of my business to have to deal with aggressive and confrontational people all day long. And the temptation is to become</w:t>
+        <w:t>“My apologies Mr Klee, it’s the nature of my business to have to deal with aggressive and confrontational people all day long. And the temptation is to become</w:t>
       </w:r>
       <w:r>
         <w:t xml:space="preserve"> – well,</w:t>
@@ -523,10 +408,7 @@
     <w:p/>
     <w:p>
       <w:r>
-        <w:t>A</w:t>
-      </w:r>
-      <w:r>
-        <w:t xml:space="preserve">nd, sad to say, I seem to spend </w:t>
+        <w:t xml:space="preserve">And, sad to say, I seem to spend </w:t>
       </w:r>
       <w:proofErr w:type="gramStart"/>
       <w:r>
@@ -562,15 +444,7 @@
     <w:p/>
     <w:p>
       <w:r>
-        <w:t>But then he’d started to get worried that “</w:t>
-      </w:r>
-      <w:proofErr w:type="spellStart"/>
-      <w:r>
-        <w:t>Turps</w:t>
-      </w:r>
-      <w:proofErr w:type="spellEnd"/>
-      <w:r>
-        <w:t>” was going to start sharing his domestic problems. And that was something he hardly ever wanted any</w:t>
+        <w:t>But then he’d started to get worried that “Turps” was going to start sharing his domestic problems. And that was something he hardly ever wanted any</w:t>
       </w:r>
       <w:r>
         <w:t>body</w:t>
@@ -602,51 +476,11 @@
       </w:r>
       <w:r>
         <w:br/>
-        <w:t xml:space="preserve">“Oh </w:t>
-      </w:r>
-      <w:proofErr w:type="spellStart"/>
-      <w:r>
-        <w:t>Mr</w:t>
-      </w:r>
-      <w:proofErr w:type="spellEnd"/>
-      <w:r>
-        <w:t xml:space="preserve"> Klee”</w:t>
-      </w:r>
-      <w:r>
-        <w:br/>
-        <w:t xml:space="preserve">“Yes, </w:t>
-      </w:r>
-      <w:proofErr w:type="spellStart"/>
-      <w:r>
-        <w:t>Mr</w:t>
-      </w:r>
-      <w:proofErr w:type="spellEnd"/>
-      <w:r>
-        <w:t xml:space="preserve"> </w:t>
-      </w:r>
-      <w:proofErr w:type="spellStart"/>
-      <w:r>
-        <w:t>Turps</w:t>
-      </w:r>
-      <w:proofErr w:type="spellEnd"/>
-      <w:r>
-        <w:t xml:space="preserve">” he </w:t>
-      </w:r>
-      <w:proofErr w:type="spellStart"/>
-      <w:r>
-        <w:t>realised</w:t>
-      </w:r>
-      <w:proofErr w:type="spellEnd"/>
-      <w:r>
-        <w:t xml:space="preserve"> that might not be a great idea just calling him that in his head  “– ick – </w:t>
-      </w:r>
-      <w:proofErr w:type="spellStart"/>
-      <w:r>
-        <w:t>O’ree</w:t>
-      </w:r>
-      <w:proofErr w:type="spellEnd"/>
-      <w:r>
-        <w:t>?” he finished.</w:t>
+        <w:t>“Oh Mr Klee”</w:t>
+      </w:r>
+      <w:r>
+        <w:br/>
+        <w:t>“Yes, Mr Turps” he realised that might not be a great idea just calling him that in his head  “– ick – O’ree?” he finished.</w:t>
       </w:r>
       <w:r>
         <w:br/>
@@ -677,15 +511,7 @@
         <w:t xml:space="preserve"> just his</w:t>
       </w:r>
       <w:r>
-        <w:t xml:space="preserve"> pants, or in a wet suit. Or a suit of </w:t>
-      </w:r>
-      <w:proofErr w:type="spellStart"/>
-      <w:r>
-        <w:t>armour</w:t>
-      </w:r>
-      <w:proofErr w:type="spellEnd"/>
-      <w:r>
-        <w:t>.</w:t>
+        <w:t xml:space="preserve"> pants, or in a wet suit. Or a suit of armour.</w:t>
       </w:r>
       <w:r>
         <w:br/>

--- a/Chapter 10 - Armour.docx
+++ b/Chapter 10 - Armour.docx
@@ -9,7 +9,10 @@
     </w:p>
     <w:p>
       <w:r>
-        <w:t>It was a long sigh. “Jesus Ernie, you’ve been there ten minutes.”</w:t>
+        <w:t>There was a sigh from Pausing - i</w:t>
+      </w:r>
+      <w:r>
+        <w:t>t was a long sigh. “Jesus Ernie, you’ve been there ten minutes.”</w:t>
       </w:r>
     </w:p>
     <w:p>
@@ -54,7 +57,15 @@
     <w:p/>
     <w:p>
       <w:r>
-        <w:t xml:space="preserve">“Mr Pausing assured me that you’re the best man for the job. And that paying you to stay in my uncle’s house is the best way of keeping it, and </w:t>
+        <w:t>“</w:t>
+      </w:r>
+      <w:proofErr w:type="spellStart"/>
+      <w:r>
+        <w:t>Mr</w:t>
+      </w:r>
+      <w:proofErr w:type="spellEnd"/>
+      <w:r>
+        <w:t xml:space="preserve"> Pausing assured me that you’re the best man for the job. And that paying you to stay in my uncle’s house is the best way of keeping it, and </w:t>
       </w:r>
       <w:proofErr w:type="gramStart"/>
       <w:r>
@@ -62,7 +73,15 @@
       </w:r>
       <w:proofErr w:type="gramEnd"/>
       <w:r>
-        <w:t xml:space="preserve"> its things safe Mr Klee”</w:t>
+        <w:t xml:space="preserve"> its things safe </w:t>
+      </w:r>
+      <w:proofErr w:type="spellStart"/>
+      <w:r>
+        <w:t>Mr</w:t>
+      </w:r>
+      <w:proofErr w:type="spellEnd"/>
+      <w:r>
+        <w:t xml:space="preserve"> Klee”</w:t>
       </w:r>
       <w:r>
         <w:br/>
@@ -71,12 +90,32 @@
     </w:p>
     <w:p>
       <w:r>
-        <w:t>“But now, I hear that on the first day, that my uncle’s house has been burglarised – in broad daylight.”</w:t>
-      </w:r>
-    </w:p>
-    <w:p>
-      <w:r>
-        <w:t xml:space="preserve">Clients. That was one thing at least about being a copper. You didn’t really have clients. Well, when you were on the murder squad. There was this idea I suppose that you were avenging the death of the victim. And so, you </w:t>
+        <w:t xml:space="preserve">“But now, I hear on the first day, that my uncle’s house has been </w:t>
+      </w:r>
+      <w:proofErr w:type="spellStart"/>
+      <w:r>
+        <w:t>burglarised</w:t>
+      </w:r>
+      <w:proofErr w:type="spellEnd"/>
+      <w:r>
+        <w:t xml:space="preserve"> – in broad daylight.”</w:t>
+      </w:r>
+    </w:p>
+    <w:p>
+      <w:r>
+        <w:t>Clients. That was one thing at least about being a copper. You didn’t really have clients. Well, when you were on the murder squad</w:t>
+      </w:r>
+      <w:r>
+        <w:t>,</w:t>
+      </w:r>
+      <w:r>
+        <w:t xml:space="preserve"> </w:t>
+      </w:r>
+      <w:r>
+        <w:t>t</w:t>
+      </w:r>
+      <w:r>
+        <w:t xml:space="preserve">here was this idea I suppose that you were avenging the death of the victim. And so, you </w:t>
       </w:r>
       <w:proofErr w:type="gramStart"/>
       <w:r>
@@ -132,10 +171,34 @@
         <w:t xml:space="preserve"> that?</w:t>
       </w:r>
       <w:r>
-        <w:t xml:space="preserve"> Pronounced “Turps – ick – o’ree!”</w:t>
-      </w:r>
-      <w:r>
-        <w:t xml:space="preserve"> When you spelled it out like that, it sounded like the name of a cartoon leprechaun. Anyway. Mr T </w:t>
+        <w:t xml:space="preserve"> Pronounced “</w:t>
+      </w:r>
+      <w:proofErr w:type="spellStart"/>
+      <w:r>
+        <w:t>Turps</w:t>
+      </w:r>
+      <w:proofErr w:type="spellEnd"/>
+      <w:r>
+        <w:t xml:space="preserve"> – ick – </w:t>
+      </w:r>
+      <w:proofErr w:type="spellStart"/>
+      <w:r>
+        <w:t>o’ree</w:t>
+      </w:r>
+      <w:proofErr w:type="spellEnd"/>
+      <w:r>
+        <w:t>!”</w:t>
+      </w:r>
+      <w:r>
+        <w:t xml:space="preserve"> When you spelled it out like that, it sounded like the name of a cartoon leprechaun. Anyway. </w:t>
+      </w:r>
+      <w:proofErr w:type="spellStart"/>
+      <w:r>
+        <w:t>Mr</w:t>
+      </w:r>
+      <w:proofErr w:type="spellEnd"/>
+      <w:r>
+        <w:t xml:space="preserve"> T </w:t>
       </w:r>
       <w:r>
         <w:t>was a client</w:t>
@@ -170,7 +233,23 @@
     </w:p>
     <w:p>
       <w:r>
-        <w:t>“I understand Mr Terpsichore, it is very disappointing. I was talking with Mr Pausing. And he thought that it might be better if I talked to you personally.”</w:t>
+        <w:t xml:space="preserve">“I understand </w:t>
+      </w:r>
+      <w:proofErr w:type="spellStart"/>
+      <w:r>
+        <w:t>Mr</w:t>
+      </w:r>
+      <w:proofErr w:type="spellEnd"/>
+      <w:r>
+        <w:t xml:space="preserve"> Terpsichore, it is very disappointing. I was talking with </w:t>
+      </w:r>
+      <w:proofErr w:type="spellStart"/>
+      <w:r>
+        <w:t>Mr</w:t>
+      </w:r>
+      <w:proofErr w:type="spellEnd"/>
+      <w:r>
+        <w:t xml:space="preserve"> Pausing. And he thought that it might be better if I talked to you personally.”</w:t>
       </w:r>
     </w:p>
     <w:p>
@@ -223,7 +302,15 @@
     </w:p>
     <w:p>
       <w:r>
-        <w:t xml:space="preserve">Terpsichore looked frail. Klee realised that he must be about the same age as him. </w:t>
+        <w:t xml:space="preserve">Terpsichore looked frail. Klee </w:t>
+      </w:r>
+      <w:proofErr w:type="spellStart"/>
+      <w:r>
+        <w:t>realised</w:t>
+      </w:r>
+      <w:proofErr w:type="spellEnd"/>
+      <w:r>
+        <w:t xml:space="preserve"> that he must be about the same age as him. </w:t>
       </w:r>
       <w:r>
         <w:t>Te</w:t>
@@ -241,7 +328,15 @@
       </w:r>
       <w:r>
         <w:lastRenderedPageBreak/>
-        <w:t xml:space="preserve">symmetrical, neutral expression. He was wearing a business suit and a tie. On his top half, anyway, who knew what anyone was wearing under the desk these days. Wet suit? Stockings and suspenders – suit – of armour? Klee’s thoughts were drifting, wondering if ordinary </w:t>
+        <w:t xml:space="preserve">symmetrical, neutral expression. He was wearing a business suit and a tie. On his top half, anyway, who knew what anyone was wearing under the desk these days. Wet suit? Stockings and suspenders – suit – of </w:t>
+      </w:r>
+      <w:proofErr w:type="spellStart"/>
+      <w:r>
+        <w:t>armour</w:t>
+      </w:r>
+      <w:proofErr w:type="spellEnd"/>
+      <w:r>
+        <w:t xml:space="preserve">? Klee’s thoughts were drifting, wondering if ordinary </w:t>
       </w:r>
       <w:r>
         <w:t>c</w:t>
@@ -253,7 +348,15 @@
     <w:p>
       <w:r>
         <w:br/>
-        <w:t>“Mr Pausing said that he’d leave that to your judgement, and of course, if there were insurance, involved</w:t>
+        <w:t>“</w:t>
+      </w:r>
+      <w:proofErr w:type="spellStart"/>
+      <w:r>
+        <w:t>Mr</w:t>
+      </w:r>
+      <w:proofErr w:type="spellEnd"/>
+      <w:r>
+        <w:t xml:space="preserve"> Pausing said that he’d leave that to your judgement, and of course, if there were insurance, involved</w:t>
       </w:r>
       <w:r>
         <w:t xml:space="preserve"> and we wanted to claim we’d need to. </w:t>
@@ -287,7 +390,15 @@
       </w:r>
       <w:r>
         <w:br/>
-        <w:t>“I wish it were the case that the police would pursue a matter like this Mr Terpsichore, but having been a policeman myself, I’m afraid, that all we’d really get out of the process is a crime report number.”</w:t>
+        <w:t xml:space="preserve">“I wish it were the case that the police would pursue a matter like this </w:t>
+      </w:r>
+      <w:proofErr w:type="spellStart"/>
+      <w:r>
+        <w:t>Mr</w:t>
+      </w:r>
+      <w:proofErr w:type="spellEnd"/>
+      <w:r>
+        <w:t xml:space="preserve"> Terpsichore, but having been a policeman myself, I’m afraid, that all we’d really get out of the process is a crime report number.”</w:t>
       </w:r>
     </w:p>
     <w:p/>
@@ -309,7 +420,15 @@
       </w:r>
       <w:r>
         <w:br/>
-        <w:t xml:space="preserve">“I have an associate. Who specialises in securing,” - a pause – “addresses” – he was going to say crime scenes, murder scenes. </w:t>
+        <w:t xml:space="preserve">“I have an associate. Who </w:t>
+      </w:r>
+      <w:proofErr w:type="spellStart"/>
+      <w:r>
+        <w:t>specialises</w:t>
+      </w:r>
+      <w:proofErr w:type="spellEnd"/>
+      <w:r>
+        <w:t xml:space="preserve"> in securing,” - a pause – “addresses” – he was going to say crime scenes, murder scenes. </w:t>
       </w:r>
     </w:p>
     <w:p>
@@ -342,13 +461,13 @@
       </w:r>
       <w:proofErr w:type="gramEnd"/>
       <w:r>
-        <w:t xml:space="preserve"> circumstances, that would be very</w:t>
-      </w:r>
-      <w:r>
-        <w:t xml:space="preserve"> a</w:t>
-      </w:r>
-      <w:r>
-        <w:t xml:space="preserve"> good idea. What kind of thing would this involve.”</w:t>
+        <w:t xml:space="preserve"> circumstances, that would be </w:t>
+      </w:r>
+      <w:r>
+        <w:t xml:space="preserve">a </w:t>
+      </w:r>
+      <w:r>
+        <w:t>very good idea. What kind of thing would this involve.”</w:t>
       </w:r>
       <w:r>
         <w:br/>
@@ -382,7 +501,15 @@
     </w:p>
     <w:p>
       <w:r>
-        <w:t xml:space="preserve">But Klee didn’t have to put together a justification for why Mr Topsy Turvey – oh Jesus, he couldn’t let that stick, or he’d never remember the real name. Because before he managed to say anything else, </w:t>
+        <w:t xml:space="preserve">But Klee didn’t have to put together a justification for why </w:t>
+      </w:r>
+      <w:proofErr w:type="spellStart"/>
+      <w:r>
+        <w:t>Mr</w:t>
+      </w:r>
+      <w:proofErr w:type="spellEnd"/>
+      <w:r>
+        <w:t xml:space="preserve"> Topsy Turvey – oh Jesus, he couldn’t let that stick, or he’d never remember the real name. Because before he managed to say anything else, </w:t>
       </w:r>
       <w:r>
         <w:t xml:space="preserve">Terpsichore interrupted. </w:t>
@@ -390,7 +517,15 @@
     </w:p>
     <w:p>
       <w:r>
-        <w:t>“My apologies Mr Klee, it’s the nature of my business to have to deal with aggressive and confrontational people all day long. And the temptation is to become</w:t>
+        <w:t xml:space="preserve">“My apologies </w:t>
+      </w:r>
+      <w:proofErr w:type="spellStart"/>
+      <w:r>
+        <w:t>Mr</w:t>
+      </w:r>
+      <w:proofErr w:type="spellEnd"/>
+      <w:r>
+        <w:t xml:space="preserve"> Klee, it’s the nature of my business to have to deal with aggressive and confrontational people all day long. And the temptation is to become</w:t>
       </w:r>
       <w:r>
         <w:t xml:space="preserve"> – well,</w:t>
@@ -430,21 +565,33 @@
     </w:p>
     <w:p>
       <w:r>
-        <w:t xml:space="preserve">Klee was very glad that he hadn’t been asked to justify his presence. Because wasn’t sure that he would </w:t>
-      </w:r>
-      <w:proofErr w:type="gramStart"/>
-      <w:r>
-        <w:t>have been</w:t>
-      </w:r>
-      <w:proofErr w:type="gramEnd"/>
-      <w:r>
-        <w:t xml:space="preserve"> able to. </w:t>
+        <w:t xml:space="preserve">Klee was very glad that he hadn’t been asked to justify his presence. Because </w:t>
+      </w:r>
+      <w:r>
+        <w:t xml:space="preserve">he </w:t>
+      </w:r>
+      <w:r>
+        <w:t xml:space="preserve">wasn’t sure that he would have been able to. </w:t>
       </w:r>
     </w:p>
     <w:p/>
     <w:p>
       <w:r>
-        <w:t>But then he’d started to get worried that “Turps” was going to start sharing his domestic problems. And that was something he hardly ever wanted any</w:t>
+        <w:t>But then he’d started to get worried that “</w:t>
+      </w:r>
+      <w:proofErr w:type="spellStart"/>
+      <w:r>
+        <w:t>Turps</w:t>
+      </w:r>
+      <w:proofErr w:type="spellEnd"/>
+      <w:r>
+        <w:t xml:space="preserve">” was going to </w:t>
+      </w:r>
+      <w:r>
+        <w:t xml:space="preserve">share </w:t>
+      </w:r>
+      <w:r>
+        <w:t>his domestic problems. And that was something he hardly ever wanted any</w:t>
       </w:r>
       <w:r>
         <w:t>body</w:t>
@@ -476,11 +623,65 @@
       </w:r>
       <w:r>
         <w:br/>
-        <w:t>“Oh Mr Klee”</w:t>
-      </w:r>
-      <w:r>
-        <w:br/>
-        <w:t>“Yes, Mr Turps” he realised that might not be a great idea just calling him that in his head  “– ick – O’ree?” he finished.</w:t>
+        <w:t xml:space="preserve">“Oh </w:t>
+      </w:r>
+      <w:proofErr w:type="spellStart"/>
+      <w:r>
+        <w:t>Mr</w:t>
+      </w:r>
+      <w:proofErr w:type="spellEnd"/>
+      <w:r>
+        <w:t xml:space="preserve"> Klee</w:t>
+      </w:r>
+      <w:r>
+        <w:t>?</w:t>
+      </w:r>
+      <w:r>
+        <w:t>”</w:t>
+      </w:r>
+      <w:r>
+        <w:br/>
+        <w:t xml:space="preserve">“Yes, </w:t>
+      </w:r>
+      <w:proofErr w:type="spellStart"/>
+      <w:r>
+        <w:t>Mr</w:t>
+      </w:r>
+      <w:proofErr w:type="spellEnd"/>
+      <w:r>
+        <w:t xml:space="preserve"> </w:t>
+      </w:r>
+      <w:proofErr w:type="spellStart"/>
+      <w:r>
+        <w:t>Turps</w:t>
+      </w:r>
+      <w:proofErr w:type="spellEnd"/>
+      <w:r>
+        <w:t xml:space="preserve">” he </w:t>
+      </w:r>
+      <w:proofErr w:type="spellStart"/>
+      <w:r>
+        <w:t>realised</w:t>
+      </w:r>
+      <w:proofErr w:type="spellEnd"/>
+      <w:r>
+        <w:t xml:space="preserve"> that might not be a great idea just calling him that in his </w:t>
+      </w:r>
+      <w:proofErr w:type="gramStart"/>
+      <w:r>
+        <w:t>head  “</w:t>
+      </w:r>
+      <w:proofErr w:type="gramEnd"/>
+      <w:r>
+        <w:t xml:space="preserve">– ick – </w:t>
+      </w:r>
+      <w:proofErr w:type="spellStart"/>
+      <w:r>
+        <w:t>O’ree</w:t>
+      </w:r>
+      <w:proofErr w:type="spellEnd"/>
+      <w:r>
+        <w:t>?” he finished.</w:t>
       </w:r>
       <w:r>
         <w:br/>
@@ -511,7 +712,15 @@
         <w:t xml:space="preserve"> just his</w:t>
       </w:r>
       <w:r>
-        <w:t xml:space="preserve"> pants, or in a wet suit. Or a suit of armour.</w:t>
+        <w:t xml:space="preserve"> pants, or in a wet suit. Or a suit of </w:t>
+      </w:r>
+      <w:proofErr w:type="spellStart"/>
+      <w:r>
+        <w:t>armour</w:t>
+      </w:r>
+      <w:proofErr w:type="spellEnd"/>
+      <w:r>
+        <w:t>.</w:t>
       </w:r>
       <w:r>
         <w:br/>

--- a/Chapter 10 - Armour.docx
+++ b/Chapter 10 - Armour.docx
@@ -3,6 +3,14 @@
 <w:document xmlns:wpc="http://schemas.microsoft.com/office/word/2010/wordprocessingCanvas" xmlns:cx="http://schemas.microsoft.com/office/drawing/2014/chartex" xmlns:cx1="http://schemas.microsoft.com/office/drawing/2015/9/8/chartex" xmlns:cx2="http://schemas.microsoft.com/office/drawing/2015/10/21/chartex" xmlns:cx3="http://schemas.microsoft.com/office/drawing/2016/5/9/chartex" xmlns:cx4="http://schemas.microsoft.com/office/drawing/2016/5/10/chartex" xmlns:cx5="http://schemas.microsoft.com/office/drawing/2016/5/11/chartex" xmlns:cx6="http://schemas.microsoft.com/office/drawing/2016/5/12/chartex" xmlns:cx7="http://schemas.microsoft.com/office/drawing/2016/5/13/chartex" xmlns:cx8="http://schemas.microsoft.com/office/drawing/2016/5/14/chartex" xmlns:mc="http://schemas.openxmlformats.org/markup-compatibility/2006" xmlns:aink="http://schemas.microsoft.com/office/drawing/2016/ink" xmlns:am3d="http://schemas.microsoft.com/office/drawing/2017/model3d" xmlns:o="urn:schemas-microsoft-com:office:office" xmlns:oel="http://schemas.microsoft.com/office/2019/extlst" xmlns:r="http://schemas.openxmlformats.org/officeDocument/2006/relationships" xmlns:m="http://schemas.openxmlformats.org/officeDocument/2006/math" xmlns:v="urn:schemas-microsoft-com:vml" xmlns:wp14="http://schemas.microsoft.com/office/word/2010/wordprocessingDrawing" xmlns:wp="http://schemas.openxmlformats.org/drawingml/2006/wordprocessingDrawing" xmlns:w10="urn:schemas-microsoft-com:office:word" xmlns:w="http://schemas.openxmlformats.org/wordprocessingml/2006/main" xmlns:w14="http://schemas.microsoft.com/office/word/2010/wordml" xmlns:w15="http://schemas.microsoft.com/office/word/2012/wordml" xmlns:w16cex="http://schemas.microsoft.com/office/word/2018/wordml/cex" xmlns:w16cid="http://schemas.microsoft.com/office/word/2016/wordml/cid" xmlns:w16="http://schemas.microsoft.com/office/word/2018/wordml" xmlns:w16du="http://schemas.microsoft.com/office/word/2023/wordml/word16du" xmlns:w16sdtdh="http://schemas.microsoft.com/office/word/2020/wordml/sdtdatahash" xmlns:w16sdtfl="http://schemas.microsoft.com/office/word/2024/wordml/sdtformatlock" xmlns:w16se="http://schemas.microsoft.com/office/word/2015/wordml/symex" xmlns:wpg="http://schemas.microsoft.com/office/word/2010/wordprocessingGroup" xmlns:wpi="http://schemas.microsoft.com/office/word/2010/wordprocessingInk" xmlns:wne="http://schemas.microsoft.com/office/word/2006/wordml" xmlns:wps="http://schemas.microsoft.com/office/word/2010/wordprocessingShape" mc:Ignorable="w14 w15 w16se w16cid w16 w16cex w16sdtdh w16sdtfl w16du wp14">
   <w:body>
     <w:p>
+      <w:proofErr w:type="spellStart"/>
+      <w:r>
+        <w:t>Armour</w:t>
+      </w:r>
+      <w:proofErr w:type="spellEnd"/>
+    </w:p>
+    <w:p/>
+    <w:p>
       <w:r>
         <w:t>“I fucked up.”</w:t>
       </w:r>
@@ -147,15 +155,15 @@
         <w:t>in</w:t>
       </w:r>
       <w:r>
-        <w:t xml:space="preserve"> some sense, technically, you did work for them. But not in a sense that meant that you couldn’t, mostly, tell them to hop it, </w:t>
+        <w:t xml:space="preserve"> some sense, technically, you did work for them. But not in a sense that meant that you couldn’t, mostly, tell them to </w:t>
       </w:r>
       <w:proofErr w:type="gramStart"/>
       <w:r>
-        <w:t>or,</w:t>
+        <w:t>hop</w:t>
       </w:r>
       <w:proofErr w:type="gramEnd"/>
       <w:r>
-        <w:t xml:space="preserve"> possibly something stronger if they were getting on your nerves.</w:t>
+        <w:t xml:space="preserve"> it, or possibly something stronger if they were getting on your nerves.</w:t>
       </w:r>
     </w:p>
     <w:p/>
@@ -198,7 +206,18 @@
       </w:r>
       <w:proofErr w:type="spellEnd"/>
       <w:r>
-        <w:t xml:space="preserve"> T </w:t>
+        <w:t xml:space="preserve"> </w:t>
+      </w:r>
+      <w:proofErr w:type="spellStart"/>
+      <w:r>
+        <w:t>T</w:t>
+      </w:r>
+      <w:r>
+        <w:t>urps</w:t>
+      </w:r>
+      <w:proofErr w:type="spellEnd"/>
+      <w:r>
+        <w:t xml:space="preserve"> </w:t>
       </w:r>
       <w:r>
         <w:t>was a client</w:t>
@@ -300,8 +319,10 @@
         <w:t>“And you don’t think we should call the police?”</w:t>
       </w:r>
     </w:p>
-    <w:p>
-      <w:r>
+    <w:p/>
+    <w:p>
+      <w:r>
+        <w:lastRenderedPageBreak/>
         <w:t xml:space="preserve">Terpsichore looked frail. Klee </w:t>
       </w:r>
       <w:proofErr w:type="spellStart"/>
@@ -316,298 +337,311 @@
         <w:t>Te</w:t>
       </w:r>
       <w:r>
-        <w:t xml:space="preserve">n years older at most. It was difficult to get the measure of anyone over a video link, and he’d turned on a fake background – so there was no context. He imagined that his skin, if you were to touch </w:t>
+        <w:t>n years older at most. It was difficult to get the measure of anyone over a video link, and he’d turned on a fake background – so there was no context. He imagined that his skin, if you were to touch it</w:t>
+      </w:r>
+      <w:r>
+        <w:t>,</w:t>
+      </w:r>
+      <w:r>
+        <w:t xml:space="preserve"> would be papery. He had blue eyes and sandy hair. The resting place for his mouth didn’t seem to be in a straight, symmetrical, neutral expression. He was wearing a business suit and a tie. On his top half, anyway, who knew what anyone was wearing under the desk these days. Wet suit? Stockings and suspenders – suit of </w:t>
+      </w:r>
+      <w:proofErr w:type="spellStart"/>
+      <w:r>
+        <w:t>armour</w:t>
+      </w:r>
+      <w:proofErr w:type="spellEnd"/>
+      <w:r>
+        <w:t>? Klee’s thoughts were drifting</w:t>
+      </w:r>
+      <w:r>
+        <w:t>.</w:t>
+      </w:r>
+      <w:r>
+        <w:t xml:space="preserve"> </w:t>
+      </w:r>
+      <w:r>
+        <w:t>O</w:t>
+      </w:r>
+      <w:r>
+        <w:t xml:space="preserve">rdinary </w:t>
+      </w:r>
+      <w:r>
+        <w:t>c</w:t>
+      </w:r>
+      <w:r>
+        <w:t xml:space="preserve">hinos often caused him a rash, and he’d only ever tried leather trousers once! What the hell would iron pants be like? </w:t>
+      </w:r>
+    </w:p>
+    <w:p>
+      <w:r>
+        <w:br/>
+        <w:t>“</w:t>
+      </w:r>
+      <w:proofErr w:type="spellStart"/>
+      <w:r>
+        <w:t>Mr</w:t>
+      </w:r>
+      <w:proofErr w:type="spellEnd"/>
+      <w:r>
+        <w:t xml:space="preserve"> Pausing said that he’d leave that to your judgement, and of course, if there were insurance, involved</w:t>
+      </w:r>
+      <w:r>
+        <w:t xml:space="preserve"> and we wanted to claim we’d need to. </w:t>
+      </w:r>
+      <w:r>
+        <w:t xml:space="preserve"> </w:t>
+      </w:r>
+      <w:r>
+        <w:t>B</w:t>
+      </w:r>
+      <w:r>
+        <w:t>ut my uncle – my uncle didn’t believe in that kind of insurance.</w:t>
+      </w:r>
+      <w:r>
+        <w:t xml:space="preserve"> Even though insurance isn’t involved, I wonder if we should at least report it to the police?”</w:t>
+      </w:r>
+    </w:p>
+    <w:p/>
+    <w:p>
+      <w:r>
+        <w:t xml:space="preserve">“Sweet Jesus holy fuck no! We’re not calling the police! That’s the whole point of this gig, is to avoid the police!” Is what Klee wanted to say. </w:t>
+      </w:r>
+    </w:p>
+    <w:p/>
+    <w:p>
+      <w:r>
+        <w:t>But what he did say was.</w:t>
+      </w:r>
+      <w:r>
+        <w:br/>
+      </w:r>
+      <w:r>
+        <w:br/>
+        <w:t xml:space="preserve">“I wish it were the case that the police would pursue a matter like this </w:t>
+      </w:r>
+      <w:proofErr w:type="spellStart"/>
+      <w:r>
+        <w:t>Mr</w:t>
+      </w:r>
+      <w:proofErr w:type="spellEnd"/>
+      <w:r>
+        <w:t xml:space="preserve"> Terpsichore, but having been a policeman myself, I’m afraid, that all we’d really get out of the process is a crime report number.”</w:t>
+      </w:r>
+    </w:p>
+    <w:p/>
+    <w:p>
+      <w:r>
+        <w:t>“Yes, I understand, it’s rather the same</w:t>
+      </w:r>
+      <w:r>
+        <w:t xml:space="preserve"> h</w:t>
+      </w:r>
+      <w:r>
+        <w:t>ere in New York. So</w:t>
+      </w:r>
+      <w:r>
+        <w:t>,</w:t>
+      </w:r>
+      <w:r>
+        <w:t xml:space="preserve"> what do you propose.”</w:t>
+      </w:r>
+      <w:r>
+        <w:br/>
+        <w:t xml:space="preserve">“I have an associate. Who </w:t>
+      </w:r>
+      <w:proofErr w:type="spellStart"/>
+      <w:r>
+        <w:t>specialises</w:t>
+      </w:r>
+      <w:proofErr w:type="spellEnd"/>
+      <w:r>
+        <w:t xml:space="preserve"> in securing,” - a pause – “addresses” – he was going to say crime scenes, murder scenes. </w:t>
+      </w:r>
+    </w:p>
+    <w:p>
+      <w:r>
+        <w:t xml:space="preserve">“But of course” he continued. There’s a cost. </w:t>
+      </w:r>
+    </w:p>
+    <w:p>
+      <w:r>
+        <w:t>“Yes, of course. How much are we talking about?”</w:t>
+      </w:r>
+    </w:p>
+    <w:p>
+      <w:r>
+        <w:t>“It might be several thousand.”</w:t>
+      </w:r>
+      <w:r>
+        <w:br/>
+        <w:t>Now there was no pause, “I think, give</w:t>
+      </w:r>
+      <w:r>
+        <w:t xml:space="preserve">n </w:t>
+      </w:r>
+      <w:r>
+        <w:t xml:space="preserve">the circumstances, that would be </w:t>
+      </w:r>
+      <w:r>
+        <w:t xml:space="preserve">a </w:t>
+      </w:r>
+      <w:r>
+        <w:t>very good idea. What kind of thing would this involve.”</w:t>
+      </w:r>
+      <w:r>
+        <w:br/>
+        <w:t>“Well, decent locks – probably a bolt for this back door, and some surveillance cameras.”</w:t>
+      </w:r>
+      <w:r>
+        <w:br/>
+      </w:r>
+      <w:r>
+        <w:t xml:space="preserve">Terpsichore laughed. </w:t>
+      </w:r>
+      <w:r>
+        <w:t xml:space="preserve">“If we had </w:t>
+      </w:r>
+      <w:r>
+        <w:t xml:space="preserve">all of </w:t>
+      </w:r>
+      <w:r>
+        <w:t>that, why would we need you?”</w:t>
+      </w:r>
+      <w:r>
+        <w:br/>
+        <w:t>“Well…” He had a point, why did they need him? What good had he been so far? There he was pointing his phone at a massive villain-shaped hole in a door that – some security guard he was – he’d only found out about half an hour before. Not the hole! The door!</w:t>
+      </w:r>
+      <w:r>
+        <w:t xml:space="preserve"> </w:t>
       </w:r>
       <w:proofErr w:type="gramStart"/>
       <w:r>
-        <w:t>it</w:t>
+        <w:t>Actually, the</w:t>
       </w:r>
       <w:proofErr w:type="gramEnd"/>
       <w:r>
-        <w:t xml:space="preserve"> would be papery. He had blue eyes and sandy hair. The resting place for his mouth didn’t seem to be in a straight, </w:t>
-      </w:r>
-      <w:r>
-        <w:lastRenderedPageBreak/>
-        <w:t xml:space="preserve">symmetrical, neutral expression. He was wearing a business suit and a tie. On his top half, anyway, who knew what anyone was wearing under the desk these days. Wet suit? Stockings and suspenders – suit – of </w:t>
-      </w:r>
-      <w:proofErr w:type="spellStart"/>
-      <w:r>
-        <w:t>armour</w:t>
-      </w:r>
-      <w:proofErr w:type="spellEnd"/>
-      <w:r>
-        <w:t xml:space="preserve">? Klee’s thoughts were drifting, wondering if ordinary </w:t>
-      </w:r>
-      <w:r>
-        <w:t>c</w:t>
-      </w:r>
-      <w:r>
-        <w:t xml:space="preserve">hinos often caused him a rash, and he’d only ever tried leather trousers – once! What the hell would iron pants be like? </w:t>
-      </w:r>
-    </w:p>
-    <w:p>
-      <w:r>
-        <w:br/>
+        <w:t xml:space="preserve"> hole and the door!</w:t>
+      </w:r>
+    </w:p>
+    <w:p>
+      <w:r>
+        <w:t xml:space="preserve">But Klee didn’t have to put together a justification for why </w:t>
+      </w:r>
+      <w:proofErr w:type="spellStart"/>
+      <w:r>
+        <w:t>Mr</w:t>
+      </w:r>
+      <w:proofErr w:type="spellEnd"/>
+      <w:r>
+        <w:t xml:space="preserve"> Topsy Turvey – oh Jesus, he couldn’t let that stick, or he’d never remember the real name. Because before he managed to say anything else, </w:t>
+      </w:r>
+      <w:r>
+        <w:t xml:space="preserve">Terpsichore interrupted. </w:t>
+      </w:r>
+    </w:p>
+    <w:p/>
+    <w:p>
+      <w:r>
+        <w:t xml:space="preserve">“My apologies </w:t>
+      </w:r>
+      <w:proofErr w:type="spellStart"/>
+      <w:r>
+        <w:t>Mr</w:t>
+      </w:r>
+      <w:proofErr w:type="spellEnd"/>
+      <w:r>
+        <w:t xml:space="preserve"> Klee, it’s the nature of my business to have to deal with aggressive and confrontational people all day long. And the temptation is to become</w:t>
+      </w:r>
+      <w:r>
+        <w:t xml:space="preserve"> – well,</w:t>
+      </w:r>
+      <w:r>
+        <w:t xml:space="preserve"> aggressive and confrontational</w:t>
+      </w:r>
+      <w:r>
+        <w:t>.</w:t>
+      </w:r>
+      <w:r>
+        <w:t xml:space="preserve"> </w:t>
+      </w:r>
+    </w:p>
+    <w:p/>
+    <w:p>
+      <w:r>
         <w:t>“</w:t>
       </w:r>
-      <w:proofErr w:type="spellStart"/>
-      <w:r>
-        <w:t>Mr</w:t>
-      </w:r>
-      <w:proofErr w:type="spellEnd"/>
-      <w:r>
-        <w:t xml:space="preserve"> Pausing said that he’d leave that to your judgement, and of course, if there were insurance, involved</w:t>
-      </w:r>
-      <w:r>
-        <w:t xml:space="preserve"> and we wanted to claim we’d need to. </w:t>
-      </w:r>
-      <w:r>
-        <w:t xml:space="preserve"> </w:t>
-      </w:r>
-      <w:r>
-        <w:t>B</w:t>
-      </w:r>
-      <w:r>
-        <w:t>ut my uncle – my uncle didn’t believe in that kind of insurance.</w:t>
-      </w:r>
-      <w:r>
-        <w:t xml:space="preserve"> Even though insurance isn’t involved, I wonder if we should at least report it to the police?”</w:t>
-      </w:r>
-    </w:p>
-    <w:p/>
-    <w:p>
-      <w:r>
-        <w:t xml:space="preserve">“Sweet Jesus holy fuck no! We’re not calling the police! That’s the whole point of this gig, is to avoid the police!” Is what Klee wanted to say. </w:t>
-      </w:r>
-    </w:p>
-    <w:p/>
-    <w:p>
-      <w:r>
-        <w:t>But what he did say was.</w:t>
-      </w:r>
-      <w:r>
-        <w:br/>
-      </w:r>
-      <w:r>
-        <w:br/>
-        <w:t xml:space="preserve">“I wish it were the case that the police would pursue a matter like this </w:t>
-      </w:r>
-      <w:proofErr w:type="spellStart"/>
-      <w:r>
-        <w:t>Mr</w:t>
-      </w:r>
-      <w:proofErr w:type="spellEnd"/>
-      <w:r>
-        <w:t xml:space="preserve"> Terpsichore, but having been a policeman myself, I’m afraid, that all we’d really get out of the process is a crime report number.”</w:t>
-      </w:r>
-    </w:p>
-    <w:p/>
-    <w:p>
-      <w:r>
-        <w:t>“Yes, I understand, it’s rather the same</w:t>
-      </w:r>
-      <w:r>
-        <w:t xml:space="preserve"> h</w:t>
-      </w:r>
-      <w:r>
-        <w:t>ere in New York. So</w:t>
+      <w:r>
+        <w:t xml:space="preserve">And, sad to say, I seem to spend </w:t>
+      </w:r>
+      <w:proofErr w:type="gramStart"/>
+      <w:r>
+        <w:t>all of</w:t>
+      </w:r>
+      <w:proofErr w:type="gramEnd"/>
+      <w:r>
+        <w:t xml:space="preserve"> my days, and most of my nights engaged in my business. And this tends to spill over into family matters. It’s become a serious source of grievance for my wife.”</w:t>
+      </w:r>
+    </w:p>
+    <w:p/>
+    <w:p>
+      <w:r>
+        <w:t>“That’s quite all right.”</w:t>
+      </w:r>
+      <w:r>
+        <w:br/>
+      </w:r>
+    </w:p>
+    <w:p>
+      <w:r>
+        <w:t xml:space="preserve">Klee was very glad that he hadn’t been asked to justify his presence. Because </w:t>
+      </w:r>
+      <w:r>
+        <w:t xml:space="preserve">he </w:t>
+      </w:r>
+      <w:r>
+        <w:t xml:space="preserve">wasn’t sure that he </w:t>
+      </w:r>
+      <w:r>
+        <w:t>could</w:t>
+      </w:r>
+      <w:r>
+        <w:t xml:space="preserve">. </w:t>
+      </w:r>
+    </w:p>
+    <w:p/>
+    <w:p>
+      <w:r>
+        <w:t>But then he’d started to get worried that “</w:t>
+      </w:r>
+      <w:proofErr w:type="spellStart"/>
+      <w:r>
+        <w:t>Turps</w:t>
+      </w:r>
+      <w:proofErr w:type="spellEnd"/>
+      <w:r>
+        <w:t xml:space="preserve">” was going to </w:t>
+      </w:r>
+      <w:r>
+        <w:t xml:space="preserve">share </w:t>
+      </w:r>
+      <w:r>
+        <w:t>his domestic problems. And that was something he hardly ever wanted any</w:t>
+      </w:r>
+      <w:r>
+        <w:t>body</w:t>
+      </w:r>
+      <w:r>
+        <w:t xml:space="preserve"> to do – even when it was his job to listen to them.</w:t>
+      </w:r>
+    </w:p>
+    <w:p>
+      <w:r>
+        <w:t>“So</w:t>
       </w:r>
       <w:r>
         <w:t>,</w:t>
       </w:r>
       <w:r>
-        <w:t xml:space="preserve"> what do you propose.”</w:t>
-      </w:r>
-      <w:r>
-        <w:br/>
-        <w:t xml:space="preserve">“I have an associate. Who </w:t>
-      </w:r>
-      <w:proofErr w:type="spellStart"/>
-      <w:r>
-        <w:t>specialises</w:t>
-      </w:r>
-      <w:proofErr w:type="spellEnd"/>
-      <w:r>
-        <w:t xml:space="preserve"> in securing,” - a pause – “addresses” – he was going to say crime scenes, murder scenes. </w:t>
-      </w:r>
-    </w:p>
-    <w:p>
-      <w:r>
-        <w:t xml:space="preserve">“But of course” he continued. There’s a cost. </w:t>
-      </w:r>
-    </w:p>
-    <w:p>
-      <w:r>
-        <w:t>“Yes, of course. How much are we talking about?”</w:t>
-      </w:r>
-    </w:p>
-    <w:p>
-      <w:r>
-        <w:t>“It might be several thousand.”</w:t>
-      </w:r>
-      <w:r>
-        <w:br/>
-        <w:t xml:space="preserve">Now there was no pause, “I think, </w:t>
-      </w:r>
-      <w:proofErr w:type="gramStart"/>
-      <w:r>
-        <w:t>give</w:t>
-      </w:r>
-      <w:r>
-        <w:t xml:space="preserve">n </w:t>
-      </w:r>
-      <w:r>
-        <w:t xml:space="preserve"> the</w:t>
-      </w:r>
-      <w:proofErr w:type="gramEnd"/>
-      <w:r>
-        <w:t xml:space="preserve"> circumstances, that would be </w:t>
-      </w:r>
-      <w:r>
-        <w:t xml:space="preserve">a </w:t>
-      </w:r>
-      <w:r>
-        <w:t>very good idea. What kind of thing would this involve.”</w:t>
-      </w:r>
-      <w:r>
-        <w:br/>
-        <w:t>“Well, decent locks – probably a bolt for this back door, and some surveillance cameras.”</w:t>
-      </w:r>
-      <w:r>
-        <w:br/>
-        <w:t xml:space="preserve">“If we had </w:t>
-      </w:r>
-      <w:r>
-        <w:t xml:space="preserve">all of </w:t>
-      </w:r>
-      <w:r>
-        <w:t>that, why would we need you?”</w:t>
-      </w:r>
-      <w:r>
-        <w:br/>
-        <w:t>“Well…” He had a point, why did they need him? What good had he been so far? There he was pointing his phone at a massive villain-shaped hole in a door that – some security guard he was – he’d only found out about half an hour before. Not the hole! The door!</w:t>
-      </w:r>
-      <w:r>
-        <w:t xml:space="preserve"> </w:t>
-      </w:r>
-      <w:proofErr w:type="gramStart"/>
-      <w:r>
-        <w:t>Actually, the</w:t>
-      </w:r>
-      <w:proofErr w:type="gramEnd"/>
-      <w:r>
-        <w:t xml:space="preserve"> hole and the door!</w:t>
-      </w:r>
-    </w:p>
-    <w:p>
-      <w:r>
-        <w:t xml:space="preserve">But Klee didn’t have to put together a justification for why </w:t>
-      </w:r>
-      <w:proofErr w:type="spellStart"/>
-      <w:r>
-        <w:t>Mr</w:t>
-      </w:r>
-      <w:proofErr w:type="spellEnd"/>
-      <w:r>
-        <w:t xml:space="preserve"> Topsy Turvey – oh Jesus, he couldn’t let that stick, or he’d never remember the real name. Because before he managed to say anything else, </w:t>
-      </w:r>
-      <w:r>
-        <w:t xml:space="preserve">Terpsichore interrupted. </w:t>
-      </w:r>
-    </w:p>
-    <w:p>
-      <w:r>
-        <w:t xml:space="preserve">“My apologies </w:t>
-      </w:r>
-      <w:proofErr w:type="spellStart"/>
-      <w:r>
-        <w:t>Mr</w:t>
-      </w:r>
-      <w:proofErr w:type="spellEnd"/>
-      <w:r>
-        <w:t xml:space="preserve"> Klee, it’s the nature of my business to have to deal with aggressive and confrontational people all day long. And the temptation is to become</w:t>
-      </w:r>
-      <w:r>
-        <w:t xml:space="preserve"> – well,</w:t>
-      </w:r>
-      <w:r>
-        <w:t xml:space="preserve"> aggressive and confrontational</w:t>
-      </w:r>
-      <w:r>
-        <w:t>.</w:t>
-      </w:r>
-      <w:r>
-        <w:t xml:space="preserve"> </w:t>
-      </w:r>
-    </w:p>
-    <w:p/>
-    <w:p>
-      <w:r>
-        <w:t xml:space="preserve">And, sad to say, I seem to spend </w:t>
-      </w:r>
-      <w:proofErr w:type="gramStart"/>
-      <w:r>
-        <w:t>all of</w:t>
-      </w:r>
-      <w:proofErr w:type="gramEnd"/>
-      <w:r>
-        <w:t xml:space="preserve"> my days, and most of my nights engaged in my business. And this tends to spill over into family matters. It’s become a serious source of grievance for my wife.”</w:t>
-      </w:r>
-    </w:p>
-    <w:p/>
-    <w:p>
-      <w:r>
-        <w:t>“That’s quite all right.”</w:t>
-      </w:r>
-      <w:r>
-        <w:br/>
-      </w:r>
-    </w:p>
-    <w:p>
-      <w:r>
-        <w:t xml:space="preserve">Klee was very glad that he hadn’t been asked to justify his presence. Because </w:t>
-      </w:r>
-      <w:r>
-        <w:t xml:space="preserve">he </w:t>
-      </w:r>
-      <w:r>
-        <w:t xml:space="preserve">wasn’t sure that he would have been able to. </w:t>
-      </w:r>
-    </w:p>
-    <w:p/>
-    <w:p>
-      <w:r>
-        <w:t>But then he’d started to get worried that “</w:t>
-      </w:r>
-      <w:proofErr w:type="spellStart"/>
-      <w:r>
-        <w:t>Turps</w:t>
-      </w:r>
-      <w:proofErr w:type="spellEnd"/>
-      <w:r>
-        <w:t xml:space="preserve">” was going to </w:t>
-      </w:r>
-      <w:r>
-        <w:t xml:space="preserve">share </w:t>
-      </w:r>
-      <w:r>
-        <w:t>his domestic problems. And that was something he hardly ever wanted any</w:t>
-      </w:r>
-      <w:r>
-        <w:t>body</w:t>
-      </w:r>
-      <w:r>
-        <w:t xml:space="preserve"> to do – even when it was his job to listen to them.</w:t>
-      </w:r>
-    </w:p>
-    <w:p>
-      <w:r>
-        <w:t>“So</w:t>
-      </w:r>
-      <w:r>
-        <w:t>,</w:t>
-      </w:r>
-      <w:r>
         <w:t xml:space="preserve"> it’s ok for me to bring in my – associate? And fit some locks and some surveillance cameras.”</w:t>
       </w:r>
       <w:r>
@@ -616,9 +650,6 @@
       </w:r>
       <w:r>
         <w:br/>
-      </w:r>
-      <w:r>
-        <w:lastRenderedPageBreak/>
         <w:t>“Righto, I’ll get right on it.”</w:t>
       </w:r>
       <w:r>
